--- a/testakten/sozialrecht-rollstuhl-tannenberg/04-bodo-em-rente/Widerspruchsentwurf_Bodo_EM-Rente.docx
+++ b/testakten/sozialrecht-rollstuhl-tannenberg/04-bodo-em-rente/Widerspruchsentwurf_Bodo_EM-Rente.docx
@@ -5,84 +5,120 @@
     <w:p>
       <w:pPr>
         <w:pStyle w:val="Heading1"/>
+        <w:spacing w:after="160" w:line="259" w:lineRule="auto"/>
       </w:pPr>
       <w:r>
         <w:rPr>
           <w:rFonts w:ascii="Times New Roman" w:hAnsi="Times New Roman"/>
+          <w:b/>
+          <w:sz w:val="28"/>
         </w:rPr>
         <w:t>Widerspruchsentwurf EM-Rente und PKH-Antrag</w:t>
       </w:r>
     </w:p>
     <w:p>
       <w:pPr>
+        <w:spacing w:before="120" w:after="60" w:line="259" w:lineRule="auto"/>
         <w:jc w:val="left"/>
       </w:pPr>
       <w:r>
         <w:rPr>
-          <w:b/>
+          <w:rFonts w:ascii="Times New Roman" w:hAnsi="Times New Roman"/>
+          <w:b w:val="0"/>
+          <w:i w:val="0"/>
+          <w:sz w:val="22"/>
         </w:rPr>
         <w:t>Kanzlei Holm · Petersen · Sönnichsen Rechtsanwälte mbB</w:t>
       </w:r>
     </w:p>
     <w:p>
       <w:pPr>
+        <w:spacing w:before="120" w:after="60" w:line="259" w:lineRule="auto"/>
         <w:jc w:val="left"/>
       </w:pPr>
       <w:r>
         <w:rPr>
+          <w:rFonts w:ascii="Times New Roman" w:hAnsi="Times New Roman"/>
           <w:b/>
+          <w:sz w:val="22"/>
         </w:rPr>
         <w:t>RA Lasse Holm · Fachanwalt für Sozialrecht · Holstenstraße 124 · 24103 Kiel</w:t>
       </w:r>
     </w:p>
     <w:p>
       <w:pPr>
+        <w:spacing w:before="120" w:after="60" w:line="259" w:lineRule="auto"/>
         <w:jc w:val="left"/>
       </w:pPr>
       <w:r>
+        <w:rPr>
+          <w:rFonts w:ascii="Times New Roman" w:hAnsi="Times New Roman"/>
+          <w:b/>
+          <w:sz w:val="22"/>
+        </w:rPr>
         <w:t>An die Deutsche Rentenversicherung Nord</w:t>
       </w:r>
     </w:p>
     <w:p>
       <w:pPr>
+        <w:spacing w:before="120" w:after="60" w:line="259" w:lineRule="auto"/>
         <w:jc w:val="left"/>
       </w:pPr>
       <w:r>
+        <w:rPr>
+          <w:rFonts w:ascii="Times New Roman" w:hAnsi="Times New Roman"/>
+          <w:b/>
+          <w:sz w:val="22"/>
+        </w:rPr>
         <w:t>Ziegelstrasse 150</w:t>
       </w:r>
     </w:p>
     <w:p>
       <w:pPr>
+        <w:spacing w:before="120" w:after="60" w:line="259" w:lineRule="auto"/>
         <w:jc w:val="left"/>
       </w:pPr>
       <w:r>
+        <w:rPr>
+          <w:rFonts w:ascii="Times New Roman" w:hAnsi="Times New Roman"/>
+          <w:b/>
+          <w:sz w:val="22"/>
+        </w:rPr>
         <w:t>23556 Lübeck</w:t>
       </w:r>
     </w:p>
     <w:p>
       <w:pPr>
+        <w:spacing w:before="120" w:after="60" w:line="259" w:lineRule="auto"/>
         <w:jc w:val="left"/>
       </w:pPr>
       <w:r>
         <w:rPr>
-          <w:b/>
+          <w:rFonts w:ascii="Times New Roman" w:hAnsi="Times New Roman"/>
+          <w:b w:val="0"/>
+          <w:i w:val="0"/>
+          <w:sz w:val="22"/>
         </w:rPr>
         <w:t>Datum: 02.05.2026</w:t>
       </w:r>
     </w:p>
     <w:p>
       <w:pPr>
+        <w:spacing w:before="120" w:after="60" w:line="259" w:lineRule="auto"/>
         <w:jc w:val="left"/>
       </w:pPr>
       <w:r>
         <w:rPr>
+          <w:rFonts w:ascii="Times New Roman" w:hAnsi="Times New Roman"/>
           <w:b/>
+          <w:sz w:val="22"/>
         </w:rPr>
         <w:t>In Sachen Bodo Petersen, geb. 11.05.1964 - RV-Nummer 47 110564 P 023</w:t>
       </w:r>
     </w:p>
     <w:p>
       <w:pPr>
+        <w:spacing w:line="259" w:lineRule="auto" w:after="60"/>
         <w:jc w:val="left"/>
       </w:pPr>
       <w:r>
@@ -95,6 +131,7 @@
     <w:p>
       <w:pPr>
         <w:pStyle w:val="Heading2"/>
+        <w:spacing w:line="259" w:lineRule="auto" w:after="60"/>
       </w:pPr>
       <w:r>
         <w:rPr>
@@ -105,6 +142,7 @@
     </w:p>
     <w:p>
       <w:pPr>
+        <w:spacing w:line="259" w:lineRule="auto" w:after="60"/>
         <w:jc w:val="left"/>
       </w:pPr>
       <w:r>
@@ -113,6 +151,7 @@
     </w:p>
     <w:p>
       <w:pPr>
+        <w:spacing w:line="259" w:lineRule="auto" w:after="60"/>
         <w:jc w:val="left"/>
       </w:pPr>
       <w:r>
@@ -124,6 +163,7 @@
     </w:p>
     <w:p>
       <w:pPr>
+        <w:spacing w:line="259" w:lineRule="auto" w:after="60"/>
         <w:jc w:val="left"/>
       </w:pPr>
       <w:r>
@@ -132,6 +172,7 @@
     </w:p>
     <w:p>
       <w:pPr>
+        <w:spacing w:line="259" w:lineRule="auto" w:after="60"/>
         <w:jc w:val="left"/>
       </w:pPr>
       <w:r>
@@ -141,6 +182,7 @@
     <w:p>
       <w:pPr>
         <w:pStyle w:val="Heading2"/>
+        <w:spacing w:line="259" w:lineRule="auto" w:after="60"/>
       </w:pPr>
       <w:r>
         <w:rPr>
@@ -152,6 +194,7 @@
     <w:p>
       <w:pPr>
         <w:pStyle w:val="Heading3"/>
+        <w:spacing w:line="259" w:lineRule="auto" w:after="60"/>
       </w:pPr>
       <w:r>
         <w:rPr>
@@ -162,6 +205,7 @@
     </w:p>
     <w:p>
       <w:pPr>
+        <w:spacing w:line="259" w:lineRule="auto" w:after="60"/>
         <w:jc w:val="left"/>
       </w:pPr>
       <w:r>
@@ -170,6 +214,7 @@
     </w:p>
     <w:p>
       <w:pPr>
+        <w:spacing w:line="259" w:lineRule="auto" w:after="60"/>
         <w:jc w:val="left"/>
       </w:pPr>
       <w:r>
@@ -179,6 +224,7 @@
     <w:p>
       <w:pPr>
         <w:pStyle w:val="Heading3"/>
+        <w:spacing w:line="259" w:lineRule="auto" w:after="60"/>
       </w:pPr>
       <w:r>
         <w:rPr>
@@ -190,6 +236,7 @@
     <w:p>
       <w:pPr>
         <w:pStyle w:val="Heading3"/>
+        <w:spacing w:line="259" w:lineRule="auto" w:after="60"/>
       </w:pPr>
       <w:r>
         <w:rPr>
@@ -200,6 +247,7 @@
     </w:p>
     <w:p>
       <w:pPr>
+        <w:spacing w:line="259" w:lineRule="auto" w:after="60"/>
         <w:jc w:val="left"/>
       </w:pPr>
       <w:r>
@@ -208,6 +256,7 @@
     </w:p>
     <w:p>
       <w:pPr>
+        <w:spacing w:line="259" w:lineRule="auto" w:after="60"/>
         <w:jc w:val="left"/>
       </w:pPr>
       <w:r>
@@ -216,6 +265,7 @@
     </w:p>
     <w:p>
       <w:pPr>
+        <w:spacing w:line="259" w:lineRule="auto" w:after="60"/>
         <w:jc w:val="left"/>
       </w:pPr>
       <w:r>
@@ -225,6 +275,7 @@
     <w:p>
       <w:pPr>
         <w:pStyle w:val="Heading3"/>
+        <w:spacing w:line="259" w:lineRule="auto" w:after="60"/>
       </w:pPr>
       <w:r>
         <w:rPr>
@@ -235,6 +286,7 @@
     </w:p>
     <w:p>
       <w:pPr>
+        <w:spacing w:line="259" w:lineRule="auto" w:after="60"/>
         <w:jc w:val="left"/>
       </w:pPr>
       <w:r>
@@ -244,6 +296,7 @@
     <w:p>
       <w:pPr>
         <w:pStyle w:val="Heading3"/>
+        <w:spacing w:line="259" w:lineRule="auto" w:after="60"/>
       </w:pPr>
       <w:r>
         <w:rPr>
@@ -254,6 +307,7 @@
     </w:p>
     <w:p>
       <w:pPr>
+        <w:spacing w:line="259" w:lineRule="auto" w:after="60"/>
         <w:jc w:val="left"/>
       </w:pPr>
       <w:r>
@@ -263,6 +317,7 @@
     <w:p>
       <w:pPr>
         <w:pStyle w:val="Heading3"/>
+        <w:spacing w:line="259" w:lineRule="auto" w:after="60"/>
       </w:pPr>
       <w:r>
         <w:rPr>
@@ -273,6 +328,7 @@
     </w:p>
     <w:p>
       <w:pPr>
+        <w:spacing w:line="259" w:lineRule="auto" w:after="60"/>
         <w:jc w:val="left"/>
       </w:pPr>
       <w:r>
@@ -282,6 +338,7 @@
     <w:p>
       <w:pPr>
         <w:pStyle w:val="ListNumber"/>
+        <w:spacing w:line="259" w:lineRule="auto" w:after="60"/>
       </w:pPr>
       <w:r>
         <w:t>den Bescheid vom 15.04.2026 abzuändern,</w:t>
@@ -290,6 +347,7 @@
     <w:p>
       <w:pPr>
         <w:pStyle w:val="ListNumber"/>
+        <w:spacing w:line="259" w:lineRule="auto" w:after="60"/>
       </w:pPr>
       <w:r>
         <w:t>Herrn Bodo Petersen Rente wegen voller Erwerbsminderung ab Antragstellung zu bewilligen,</w:t>
@@ -298,6 +356,7 @@
     <w:p>
       <w:pPr>
         <w:pStyle w:val="ListNumber"/>
+        <w:spacing w:line="259" w:lineRule="auto" w:after="60"/>
       </w:pPr>
       <w:r>
         <w:t>hilfsweise: eine erneute sozialmedizinische Begutachtung unter Hinzuziehung eines psychiatrischen Gutachters anzuordnen,</w:t>
@@ -306,6 +365,7 @@
     <w:p>
       <w:pPr>
         <w:pStyle w:val="ListNumber"/>
+        <w:spacing w:line="259" w:lineRule="auto" w:after="60"/>
       </w:pPr>
       <w:r>
         <w:t>Akteneinsicht in den vollständigen Verwaltungsvorgang zu gewähren.</w:t>
@@ -314,6 +374,7 @@
     <w:p>
       <w:pPr>
         <w:pStyle w:val="Heading2"/>
+        <w:spacing w:line="259" w:lineRule="auto" w:after="60"/>
       </w:pPr>
       <w:r>
         <w:rPr>
@@ -325,6 +386,7 @@
     <w:p>
       <w:pPr>
         <w:pStyle w:val="ListBullet"/>
+        <w:spacing w:line="259" w:lineRule="auto" w:after="60"/>
       </w:pPr>
       <w:r>
         <w:t>Anlage 1: Attest Dr. Lornsen-Joost vom 06.04.2026</w:t>
@@ -333,6 +395,7 @@
     <w:p>
       <w:pPr>
         <w:pStyle w:val="ListBullet"/>
+        <w:spacing w:line="259" w:lineRule="auto" w:after="60"/>
       </w:pPr>
       <w:r>
         <w:t>Anlage 2: Reha-Entlassungsbericht Bad Bramstedt vom 24.04.2024</w:t>
@@ -341,6 +404,7 @@
     <w:p>
       <w:pPr>
         <w:pStyle w:val="ListBullet"/>
+        <w:spacing w:line="259" w:lineRule="auto" w:after="60"/>
       </w:pPr>
       <w:r>
         <w:t>Anlage 3: Vollmacht</w:t>
@@ -349,15 +413,21 @@
     <w:p>
       <w:pPr>
         <w:pStyle w:val="ListBullet"/>
+        <w:spacing w:line="259" w:lineRule="auto" w:after="60"/>
       </w:pPr>
       <w:r>
         <w:t>Anlage 4: PKH-Antrag mit Erklärung über persönliche und wirtschaftliche Verhältnisse (gesondert)</w:t>
       </w:r>
     </w:p>
-    <w:p/>
+    <w:p>
+      <w:pPr>
+        <w:spacing w:line="259" w:lineRule="auto" w:after="60"/>
+      </w:pPr>
+    </w:p>
     <w:p>
       <w:pPr>
         <w:pStyle w:val="Heading2"/>
+        <w:spacing w:line="259" w:lineRule="auto" w:after="60"/>
       </w:pPr>
       <w:r>
         <w:rPr>
@@ -368,6 +438,7 @@
     </w:p>
     <w:p>
       <w:pPr>
+        <w:spacing w:line="259" w:lineRule="auto" w:after="60"/>
         <w:jc w:val="left"/>
       </w:pPr>
       <w:r>
@@ -376,6 +447,7 @@
     </w:p>
     <w:p>
       <w:pPr>
+        <w:spacing w:line="259" w:lineRule="auto" w:after="60"/>
         <w:jc w:val="left"/>
       </w:pPr>
       <w:r>
@@ -384,6 +456,7 @@
     </w:p>
     <w:p>
       <w:pPr>
+        <w:spacing w:line="259" w:lineRule="auto" w:after="60"/>
         <w:jc w:val="left"/>
       </w:pPr>
       <w:r>
@@ -391,13 +464,58 @@
       </w:r>
     </w:p>
     <w:sectPr>
+      <w:headerReference w:type="default" r:id="rId9"/>
+      <w:footerReference w:type="default" r:id="rId10"/>
       <w:pgSz w:w="11906" w:h="16838"/>
-      <w:pgMar w:top="1417" w:right="1417" w:bottom="1417" w:left="1417" w:header="720" w:footer="720" w:gutter="0"/>
+      <w:pgMar w:top="1191" w:right="1247" w:bottom="1134" w:left="1361" w:header="720" w:footer="720" w:gutter="0"/>
       <w:cols w:space="720"/>
       <w:docGrid w:linePitch="360"/>
     </w:sectPr>
   </w:body>
 </w:document>
+</file>
+
+<file path=word/footer1.xml><?xml version="1.0" encoding="utf-8"?>
+<w:ftr xmlns:m="http://schemas.openxmlformats.org/officeDocument/2006/math" xmlns:mc="http://schemas.openxmlformats.org/markup-compatibility/2006" xmlns:mo="http://schemas.microsoft.com/office/mac/office/2008/main" xmlns:mv="urn:schemas-microsoft-com:mac:vml" xmlns:o="urn:schemas-microsoft-com:office:office" xmlns:r="http://schemas.openxmlformats.org/officeDocument/2006/relationships" xmlns:v="urn:schemas-microsoft-com:vml" xmlns:w10="urn:schemas-microsoft-com:office:word" xmlns:w14="http://schemas.microsoft.com/office/word/2010/wordml" xmlns:w="http://schemas.openxmlformats.org/wordprocessingml/2006/main" xmlns:wne="http://schemas.microsoft.com/office/word/2006/wordml" xmlns:wp14="http://schemas.microsoft.com/office/word/2010/wordprocessingDrawing" xmlns:wp="http://schemas.openxmlformats.org/drawingml/2006/wordprocessingDrawing" xmlns:wpc="http://schemas.microsoft.com/office/word/2010/wordprocessingCanvas" xmlns:wpg="http://schemas.microsoft.com/office/word/2010/wordprocessingGroup" xmlns:wpi="http://schemas.microsoft.com/office/word/2010/wordprocessingInk" xmlns:wps="http://schemas.microsoft.com/office/word/2010/wordprocessingShape" mc:Ignorable="w14 wp14">
+  <w:p>
+    <w:pPr>
+      <w:pStyle w:val="Footer"/>
+      <w:jc w:val="left"/>
+    </w:pPr>
+    <w:r/>
+    <w:r>
+      <w:rPr>
+        <w:rFonts w:ascii="Times New Roman" w:hAnsi="Times New Roman"/>
+        <w:b w:val="0"/>
+        <w:color w:val="777777"/>
+        <w:sz w:val="17"/>
+      </w:rPr>
+      <w:t>Vertraulich | Bearbeitungsstand Juli 2026 | nur zur Aktenbearbeitung</w:t>
+    </w:r>
+  </w:p>
+</w:ftr>
+</file>
+
+<file path=word/header1.xml><?xml version="1.0" encoding="utf-8"?>
+<w:hdr xmlns:m="http://schemas.openxmlformats.org/officeDocument/2006/math" xmlns:mc="http://schemas.openxmlformats.org/markup-compatibility/2006" xmlns:mo="http://schemas.microsoft.com/office/mac/office/2008/main" xmlns:mv="urn:schemas-microsoft-com:mac:vml" xmlns:o="urn:schemas-microsoft-com:office:office" xmlns:r="http://schemas.openxmlformats.org/officeDocument/2006/relationships" xmlns:v="urn:schemas-microsoft-com:vml" xmlns:w10="urn:schemas-microsoft-com:office:word" xmlns:w14="http://schemas.microsoft.com/office/word/2010/wordml" xmlns:w="http://schemas.openxmlformats.org/wordprocessingml/2006/main" xmlns:wne="http://schemas.microsoft.com/office/word/2006/wordml" xmlns:wp14="http://schemas.microsoft.com/office/word/2010/wordprocessingDrawing" xmlns:wp="http://schemas.openxmlformats.org/drawingml/2006/wordprocessingDrawing" xmlns:wpc="http://schemas.microsoft.com/office/word/2010/wordprocessingCanvas" xmlns:wpg="http://schemas.microsoft.com/office/word/2010/wordprocessingGroup" xmlns:wpi="http://schemas.microsoft.com/office/word/2010/wordprocessingInk" xmlns:wps="http://schemas.microsoft.com/office/word/2010/wordprocessingShape" mc:Ignorable="w14 wp14">
+  <w:p>
+    <w:pPr>
+      <w:pStyle w:val="Header"/>
+      <w:jc w:val="left"/>
+    </w:pPr>
+    <w:r/>
+    <w:r>
+      <w:rPr>
+        <w:rFonts w:ascii="Times New Roman" w:hAnsi="Times New Roman"/>
+        <w:b w:val="0"/>
+        <w:i w:val="0"/>
+        <w:color w:val="666666"/>
+        <w:sz w:val="17"/>
+      </w:rPr>
+      <w:t>Kanzlei Ahlers und Brinkmann | Sozialrechtliche Leistungsakte | Bearbeitungsstand Juli 2026</w:t>
+    </w:r>
+  </w:p>
+</w:hdr>
 </file>
 
 <file path=word/numbering.xml><?xml version="1.0" encoding="utf-8"?>
@@ -1114,11 +1232,12 @@
       <w:contextualSpacing/>
     </w:pPr>
     <w:rPr>
-      <w:rFonts w:asciiTheme="majorHAnsi" w:eastAsiaTheme="majorEastAsia" w:hAnsiTheme="majorHAnsi" w:cstheme="majorBidi"/>
+      <w:rFonts w:asciiTheme="majorHAnsi" w:eastAsiaTheme="majorEastAsia" w:hAnsiTheme="majorHAnsi" w:cstheme="majorBidi" w:ascii="Times New Roman" w:hAnsi="Times New Roman"/>
+      <w:b/>
       <w:color w:val="17365D" w:themeColor="text2" w:themeShade="BF"/>
       <w:spacing w:val="5"/>
       <w:kern w:val="28"/>
-      <w:sz w:val="52"/>
+      <w:sz w:val="30"/>
       <w:szCs w:val="52"/>
     </w:rPr>
   </w:style>

--- a/testakten/sozialrecht-rollstuhl-tannenberg/04-bodo-em-rente/Widerspruchsentwurf_Bodo_EM-Rente.docx
+++ b/testakten/sozialrecht-rollstuhl-tannenberg/04-bodo-em-rente/Widerspruchsentwurf_Bodo_EM-Rente.docx
@@ -70,7 +70,7 @@
           <w:b/>
           <w:sz w:val="22"/>
         </w:rPr>
-        <w:t>Ziegelstrasse 150</w:t>
+        <w:t>Ziegelstraße 150</w:t>
       </w:r>
     </w:p>
     <w:p>
@@ -251,7 +251,7 @@
         <w:jc w:val="left"/>
       </w:pPr>
       <w:r>
-        <w:t>Die DRV nimmt ein Restleistungsvermögen von 3 bis unter 6 Stunden täglich an. Dies beruht im Wesentlichen auf dem Gutachten Dr. Brunsbuettel vom 27.02.2026 nach einer einzigen Untersuchung von 100 Minuten Dauer.</w:t>
+        <w:t>Die DRV nimmt ein Restleistungsvermögen von 3 bis unter 6 Stunden täglich an. Dies beruht im Wesentlichen auf dem Gutachten Dr. Brunsbüttel vom 27.02.2026 nach einer einzigen Untersuchung von 100 Minuten Dauer.</w:t>
       </w:r>
     </w:p>
     <w:p>
@@ -260,7 +260,7 @@
         <w:jc w:val="left"/>
       </w:pPr>
       <w:r>
-        <w:t>Demgegenüber sehen sowohl der Reha-Entlassungsbericht Bad Bramstedt (Dr. Holzwehr-Sieben, 24.04.2024) als auch die behandelnde Faerztin (Dr. Lornsen-Joost, Attest vom 06.04.2026) den Versicherten unter dreistündigem Leistungsvermögen.</w:t>
+        <w:t>Demgegenüber sehen sowohl der Reha-Entlassungsbericht Bad Bramstedt (Dr. Holzwehr-Sieben, 24.04.2024) als auch die behandelnde Fachärztin (Dr. Lornsen-Joost, Attest vom 06.04.2026) den Versicherten unter dreistündigem Leistungsvermögen.</w:t>
       </w:r>
     </w:p>
     <w:p>
@@ -290,7 +290,7 @@
         <w:jc w:val="left"/>
       </w:pPr>
       <w:r>
-        <w:t>Das DRV-Gutachten würdigt zwar die einzelnen Diagnosen, betrachtet aber das Wechselspiel zwischen chronischem Schmerzsyndrom und depressiver Erkrankung nicht. Aus psychiatrischer Sicht (Dr. Lornsen-Joost) ist die Konzentrationsfähigkeit erheblich eingeschränkt; aus orthopädischer Sicht ist die Belastbarkeit der LWS reduziert. Beide Befunde zusammen schliessen praktisch jede regelmäßige Arbeit über drei Stunden täglich aus.</w:t>
+        <w:t>Das DRV-Gutachten würdigt zwar die einzelnen Diagnosen, betrachtet aber das Wechselspiel zwischen chronischem Schmerzsyndrom und depressiver Erkrankung nicht. Aus psychiatrischer Sicht (Dr. Lornsen-Joost) ist die Konzentrationsfähigkeit erheblich eingeschränkt; aus orthopädischer Sicht ist die Belastbarkeit der LWS reduziert. Beide Befunde zusammen schließen praktisch jede regelmäßige Arbeit über drei Stunden täglich aus.</w:t>
       </w:r>
     </w:p>
     <w:p>
